--- a/Dokumentacija/D08_Kor_Uputstvo.docx
+++ b/Dokumentacija/D08_Kor_Uputstvo.docx
@@ -672,7 +672,7 @@
                 <w:szCs w:val="24"/>
                 <w:lang w:val="en-US"/>
               </w:rPr>
-              <w:t>30.10.2025.</w:t>
+              <w:t>31.10.2025.</w:t>
             </w:r>
           </w:p>
         </w:tc>
@@ -2063,8 +2063,6 @@
           <w:lang w:val="en-US"/>
         </w:rPr>
       </w:pPr>
-      <w:bookmarkStart w:id="0" w:name="_GoBack"/>
-      <w:bookmarkEnd w:id="0"/>
     </w:p>
     <w:p>
       <w:pPr>
@@ -2172,7 +2170,20 @@
           <w:szCs w:val="24"/>
           <w:lang w:val="en-US"/>
         </w:rPr>
-        <w:t xml:space="preserve">Cilj BnB Cinema portala je da posetiocima omogući brzo informisanje o repertoaru i cenama karata, kao i online rezervaciju sedišta za odabrani termin projekcije. </w:t>
+        <w:t>Cilj BnB Cinema portala je da posetiocima omogući brzo informisanje o repertoaru, cenama</w:t>
+      </w:r>
+      <w:bookmarkStart w:id="0" w:name="_GoBack"/>
+      <w:bookmarkEnd w:id="0"/>
+      <w:r>
+        <w:rPr>
+          <w:rFonts w:hint="default" w:ascii="Arial" w:hAnsi="Arial" w:cs="Arial"/>
+          <w:i w:val="0"/>
+          <w:iCs w:val="0"/>
+          <w:sz w:val="24"/>
+          <w:szCs w:val="24"/>
+          <w:lang w:val="en-US"/>
+        </w:rPr>
+        <w:t xml:space="preserve"> karata, kao i online rezervaciju karata za odabrani termin projekcije. </w:t>
       </w:r>
     </w:p>
     <w:p>
@@ -2652,13 +2663,21 @@
         <w:wordWrap/>
         <w:ind w:leftChars="0"/>
         <w:jc w:val="both"/>
-      </w:pPr>
-      <w:r>
+        <w:rPr>
+          <w:rFonts w:hint="default"/>
+          <w:lang w:val="en-US"/>
+        </w:rPr>
+      </w:pPr>
+      <w:r>
+        <w:rPr>
+          <w:rFonts w:hint="default"/>
+          <w:lang w:val="en-US"/>
+        </w:rPr>
         <w:drawing>
           <wp:inline distT="0" distB="0" distL="114300" distR="114300">
-            <wp:extent cx="5260340" cy="2397760"/>
-            <wp:effectExtent l="0" t="0" r="12700" b="10160"/>
-            <wp:docPr id="2" name="Picture 1"/>
+            <wp:extent cx="5266690" cy="2409825"/>
+            <wp:effectExtent l="0" t="0" r="6350" b="13335"/>
+            <wp:docPr id="2" name="Picture 2" descr="4d"/>
             <wp:cNvGraphicFramePr>
               <a:graphicFrameLocks xmlns:a="http://schemas.openxmlformats.org/drawingml/2006/main" noChangeAspect="1"/>
             </wp:cNvGraphicFramePr>
@@ -2666,7 +2685,7 @@
               <a:graphicData uri="http://schemas.openxmlformats.org/drawingml/2006/picture">
                 <pic:pic xmlns:pic="http://schemas.openxmlformats.org/drawingml/2006/picture">
                   <pic:nvPicPr>
-                    <pic:cNvPr id="2" name="Picture 1"/>
+                    <pic:cNvPr id="2" name="Picture 2" descr="4d"/>
                     <pic:cNvPicPr>
                       <a:picLocks noChangeAspect="1"/>
                     </pic:cNvPicPr>
@@ -2680,15 +2699,11 @@
                   <pic:spPr>
                     <a:xfrm>
                       <a:off x="0" y="0"/>
-                      <a:ext cx="5260340" cy="2397760"/>
+                      <a:ext cx="5266690" cy="2409825"/>
                     </a:xfrm>
                     <a:prstGeom prst="rect">
                       <a:avLst/>
                     </a:prstGeom>
-                    <a:noFill/>
-                    <a:ln>
-                      <a:noFill/>
-                    </a:ln>
                   </pic:spPr>
                 </pic:pic>
               </a:graphicData>
